--- a/src/content/bios/Stoltenberg-Th 2014.docx
+++ b/src/content/bios/Stoltenberg-Th 2014.docx
@@ -1,6 +1,6 @@
 
 <file path=word/document.xml><?xml version="1.0" encoding="utf-8"?>
-<w:document xmlns:wpc="http://schemas.microsoft.com/office/word/2010/wordprocessingCanvas" xmlns:cx="http://schemas.microsoft.com/office/drawing/2014/chartex" xmlns:cx1="http://schemas.microsoft.com/office/drawing/2015/9/8/chartex" xmlns:cx2="http://schemas.microsoft.com/office/drawing/2015/10/21/chartex" xmlns:cx3="http://schemas.microsoft.com/office/drawing/2016/5/9/chartex" xmlns:cx4="http://schemas.microsoft.com/office/drawing/2016/5/10/chartex" xmlns:cx5="http://schemas.microsoft.com/office/drawing/2016/5/11/chartex" xmlns:cx6="http://schemas.microsoft.com/office/drawing/2016/5/12/chartex" xmlns:cx7="http://schemas.microsoft.com/office/drawing/2016/5/13/chartex" xmlns:cx8="http://schemas.microsoft.com/office/drawing/2016/5/14/chartex" xmlns:mc="http://schemas.openxmlformats.org/markup-compatibility/2006" xmlns:aink="http://schemas.microsoft.com/office/drawing/2016/ink" xmlns:am3d="http://schemas.microsoft.com/office/drawing/2017/model3d" xmlns:o="urn:schemas-microsoft-com:office:office" xmlns:oel="http://schemas.microsoft.com/office/2019/extlst" xmlns:r="http://schemas.openxmlformats.org/officeDocument/2006/relationships" xmlns:m="http://schemas.openxmlformats.org/officeDocument/2006/math" xmlns:v="urn:schemas-microsoft-com:vml" xmlns:wp14="http://schemas.microsoft.com/office/word/2010/wordprocessingDrawing" xmlns:wp="http://schemas.openxmlformats.org/drawingml/2006/wordprocessingDrawing" xmlns:w10="urn:schemas-microsoft-com:office:word" xmlns:w="http://schemas.openxmlformats.org/wordprocessingml/2006/main" xmlns:w14="http://schemas.microsoft.com/office/word/2010/wordml" xmlns:w15="http://schemas.microsoft.com/office/word/2012/wordml" xmlns:w16cex="http://schemas.microsoft.com/office/word/2018/wordml/cex" xmlns:w16cid="http://schemas.microsoft.com/office/word/2016/wordml/cid" xmlns:w16="http://schemas.microsoft.com/office/word/2018/wordml" xmlns:w16du="http://schemas.microsoft.com/office/word/2023/wordml/word16du" xmlns:w16sdtdh="http://schemas.microsoft.com/office/word/2020/wordml/sdtdatahash" xmlns:w16sdtfl="http://schemas.microsoft.com/office/word/2024/wordml/sdtformatlock" xmlns:w16se="http://schemas.microsoft.com/office/word/2015/wordml/symex" xmlns:wpg="http://schemas.microsoft.com/office/word/2010/wordprocessingGroup" xmlns:wpi="http://schemas.microsoft.com/office/word/2010/wordprocessingInk" xmlns:wne="http://schemas.microsoft.com/office/word/2006/wordml" xmlns:wps="http://schemas.microsoft.com/office/word/2010/wordprocessingShape" mc:Ignorable="w14 w15 w16se w16cid w16 w16cex w16sdtdh w16sdtfl w16du wp14">
+<w:document xmlns:wpc="http://schemas.microsoft.com/office/word/2010/wordprocessingCanvas" xmlns:cx="http://schemas.microsoft.com/office/drawing/2014/chartex" xmlns:cx1="http://schemas.microsoft.com/office/drawing/2015/9/8/chartex" xmlns:cx2="http://schemas.microsoft.com/office/drawing/2015/10/21/chartex" xmlns:cx3="http://schemas.microsoft.com/office/drawing/2016/5/9/chartex" xmlns:cx4="http://schemas.microsoft.com/office/drawing/2016/5/10/chartex" xmlns:cx5="http://schemas.microsoft.com/office/drawing/2016/5/11/chartex" xmlns:cx6="http://schemas.microsoft.com/office/drawing/2016/5/12/chartex" xmlns:cx7="http://schemas.microsoft.com/office/drawing/2016/5/13/chartex" xmlns:cx8="http://schemas.microsoft.com/office/drawing/2016/5/14/chartex" xmlns:mc="http://schemas.openxmlformats.org/markup-compatibility/2006" xmlns:m="http://schemas.openxmlformats.org/officeDocument/2006/math" xmlns:aink="http://schemas.microsoft.com/office/drawing/2016/ink" xmlns:am3d="http://schemas.microsoft.com/office/drawing/2017/model3d" xmlns:oel="http://schemas.microsoft.com/office/2019/extlst" xmlns:r="http://schemas.openxmlformats.org/officeDocument/2006/relationships" xmlns:wp14="http://schemas.microsoft.com/office/word/2010/wordprocessingDrawing" xmlns:wp="http://schemas.openxmlformats.org/drawingml/2006/wordprocessingDrawing" xmlns:wpg="http://schemas.microsoft.com/office/word/2010/wordprocessingGroup" xmlns:wpi="http://schemas.microsoft.com/office/word/2010/wordprocessingInk" xmlns:wps="http://schemas.microsoft.com/office/word/2010/wordprocessingShape" xmlns:o="urn:schemas-microsoft-com:office:office" xmlns:v="urn:schemas-microsoft-com:vml" xmlns:w10="urn:schemas-microsoft-com:office:word" xmlns:w="http://schemas.openxmlformats.org/wordprocessingml/2006/main" xmlns:w14="http://schemas.microsoft.com/office/word/2010/wordml" xmlns:w15="http://schemas.microsoft.com/office/word/2012/wordml" xmlns:w16cei="http://schemas.microsoft.com/office/word/2026/wordml/cei" xmlns:w16cex="http://schemas.microsoft.com/office/word/2018/wordml/cex" xmlns:w16cid="http://schemas.microsoft.com/office/word/2016/wordml/cid" xmlns:w16="http://schemas.microsoft.com/office/word/2018/wordml" xmlns:w16sdtdh="http://schemas.microsoft.com/office/word/2020/wordml/sdtdatahash" xmlns:w16sdtfl="http://schemas.microsoft.com/office/word/2024/wordml/sdtformatlock" xmlns:w16se="http://schemas.microsoft.com/office/word/2015/wordml/symex" xmlns:w16du="http://schemas.microsoft.com/office/word/2023/wordml/word16du" xmlns:wne="http://schemas.microsoft.com/office/word/2006/wordml" mc:Ignorable="w14 w15 w16se w16cid w16 w16cex w16sdtdh w16sdtfl w16du wp14">
   <w:body>
     <w:p>
       <w:pPr>
@@ -386,13 +386,12 @@
           <w:noProof/>
           <w:sz w:val="24"/>
           <w:szCs w:val="24"/>
-          <w:lang w:eastAsia="nl-NL"/>
         </w:rPr>
         <w:drawing>
-          <wp:inline distT="0" distB="0" distL="0" distR="0" wp14:anchorId="0451E416" wp14:editId="29FF9382">
-            <wp:extent cx="2146300" cy="2582015"/>
-            <wp:effectExtent l="25400" t="0" r="0" b="0"/>
-            <wp:docPr id="1" name="Picture 1" descr="http://www.unhcr.org/thumb1/4a0178724.jpg"/>
+          <wp:inline distT="0" distB="0" distL="0" distR="0" wp14:anchorId="1EE8A320" wp14:editId="28D7F5AE">
+            <wp:extent cx="2246849" cy="2049057"/>
+            <wp:effectExtent l="0" t="0" r="1270" b="0"/>
+            <wp:docPr id="574911683" name="Afbeelding 1"/>
             <wp:cNvGraphicFramePr>
               <a:graphicFrameLocks xmlns:a="http://schemas.openxmlformats.org/drawingml/2006/main" noChangeAspect="1"/>
             </wp:cNvGraphicFramePr>
@@ -400,36 +399,29 @@
               <a:graphicData uri="http://schemas.openxmlformats.org/drawingml/2006/picture">
                 <pic:pic xmlns:pic="http://schemas.openxmlformats.org/drawingml/2006/picture">
                   <pic:nvPicPr>
-                    <pic:cNvPr id="0" name="Picture 1" descr="http://www.unhcr.org/thumb1/4a0178724.jpg"/>
-                    <pic:cNvPicPr>
-                      <a:picLocks noChangeAspect="1" noChangeArrowheads="1"/>
-                    </pic:cNvPicPr>
+                    <pic:cNvPr id="574911683" name="Afbeelding 574911683"/>
+                    <pic:cNvPicPr/>
                   </pic:nvPicPr>
                   <pic:blipFill>
-                    <a:blip r:embed="rId6" cstate="print">
+                    <a:blip r:embed="rId6">
                       <a:extLst>
                         <a:ext uri="{28A0092B-C50C-407E-A947-70E740481C1C}">
                           <a14:useLocalDpi xmlns:a14="http://schemas.microsoft.com/office/drawing/2010/main" val="0"/>
                         </a:ext>
                       </a:extLst>
                     </a:blip>
-                    <a:srcRect/>
                     <a:stretch>
                       <a:fillRect/>
                     </a:stretch>
                   </pic:blipFill>
-                  <pic:spPr bwMode="auto">
+                  <pic:spPr>
                     <a:xfrm>
                       <a:off x="0" y="0"/>
-                      <a:ext cx="2146300" cy="2582015"/>
+                      <a:ext cx="2267158" cy="2067578"/>
                     </a:xfrm>
                     <a:prstGeom prst="rect">
                       <a:avLst/>
                     </a:prstGeom>
-                    <a:noFill/>
-                    <a:ln>
-                      <a:noFill/>
-                    </a:ln>
                   </pic:spPr>
                 </pic:pic>
               </a:graphicData>
@@ -466,25 +458,23 @@
         </w:rPr>
         <w:t xml:space="preserve">: </w:t>
       </w:r>
-      <w:hyperlink r:id="rId7" w:history="1">
-        <w:r>
-          <w:rPr>
-            <w:rStyle w:val="Hyperlink"/>
-            <w:rFonts w:ascii="Times New Roman" w:hAnsi="Times New Roman" w:cs="Times New Roman"/>
-            <w:sz w:val="24"/>
-            <w:szCs w:val="24"/>
-            <w:u w:val="none"/>
-          </w:rPr>
-          <w:t>www.unhcr.org/pages/49da0a756.html</w:t>
-        </w:r>
-      </w:hyperlink>
-      <w:r>
-        <w:rPr>
-          <w:rFonts w:ascii="Times New Roman" w:hAnsi="Times New Roman" w:cs="Times New Roman"/>
-          <w:sz w:val="24"/>
-          <w:szCs w:val="24"/>
-        </w:rPr>
-        <w:t xml:space="preserve"> </w:t>
+      <w:r>
+        <w:rPr>
+          <w:rFonts w:ascii="Times New Roman" w:hAnsi="Times New Roman" w:cs="Times New Roman"/>
+          <w:sz w:val="24"/>
+          <w:szCs w:val="24"/>
+          <w:lang w:val="en-GB"/>
+        </w:rPr>
+        <w:t>Stoltenberg, April 2007, Wikimedia Commons, photographer Harry Wa</w:t>
+      </w:r>
+      <w:r>
+        <w:rPr>
+          <w:rFonts w:ascii="Times New Roman" w:hAnsi="Times New Roman" w:cs="Times New Roman"/>
+          <w:sz w:val="24"/>
+          <w:szCs w:val="24"/>
+          <w:lang w:val="en-GB"/>
+        </w:rPr>
+        <w:t>d</w:t>
       </w:r>
     </w:p>
     <w:p>
@@ -1703,7 +1693,108 @@
           <w:sz w:val="24"/>
           <w:szCs w:val="24"/>
         </w:rPr>
-        <w:t xml:space="preserve"> Independent Commission of International </w:t>
+        <w:t xml:space="preserve"> Independent Commission of International Development Issues, chaired by</w:t>
+      </w:r>
+      <w:r>
+        <w:rPr>
+          <w:rFonts w:ascii="Times New Roman" w:hAnsi="Times New Roman" w:cs="Times New Roman"/>
+          <w:sz w:val="24"/>
+          <w:szCs w:val="24"/>
+        </w:rPr>
+        <w:t xml:space="preserve"> German Social</w:t>
+      </w:r>
+      <w:r>
+        <w:rPr>
+          <w:rFonts w:ascii="Times New Roman" w:hAnsi="Times New Roman" w:cs="Times New Roman"/>
+          <w:sz w:val="24"/>
+          <w:szCs w:val="24"/>
+        </w:rPr>
+        <w:t>-Democrat Willy Brandt</w:t>
+      </w:r>
+      <w:r>
+        <w:rPr>
+          <w:rFonts w:ascii="Times New Roman" w:hAnsi="Times New Roman" w:cs="Times New Roman"/>
+          <w:sz w:val="24"/>
+          <w:szCs w:val="24"/>
+        </w:rPr>
+        <w:t xml:space="preserve">, which in 1980 published </w:t>
+      </w:r>
+      <w:r>
+        <w:rPr>
+          <w:rFonts w:ascii="Times New Roman" w:hAnsi="Times New Roman" w:cs="Times New Roman"/>
+          <w:sz w:val="24"/>
+          <w:szCs w:val="24"/>
+        </w:rPr>
+        <w:t>the</w:t>
+      </w:r>
+      <w:r>
+        <w:rPr>
+          <w:rFonts w:ascii="Times New Roman" w:hAnsi="Times New Roman" w:cs="Times New Roman"/>
+          <w:sz w:val="24"/>
+          <w:szCs w:val="24"/>
+        </w:rPr>
+        <w:t xml:space="preserve"> report </w:t>
+      </w:r>
+      <w:r>
+        <w:rPr>
+          <w:rFonts w:ascii="Times New Roman" w:hAnsi="Times New Roman" w:cs="Times New Roman"/>
+          <w:i/>
+          <w:sz w:val="24"/>
+          <w:szCs w:val="24"/>
+        </w:rPr>
+        <w:t xml:space="preserve">North-South: A </w:t>
+      </w:r>
+      <w:proofErr w:type="spellStart"/>
+      <w:r>
+        <w:rPr>
+          <w:rFonts w:ascii="Times New Roman" w:hAnsi="Times New Roman" w:cs="Times New Roman"/>
+          <w:i/>
+          <w:sz w:val="24"/>
+          <w:szCs w:val="24"/>
+        </w:rPr>
+        <w:t>Programme</w:t>
+      </w:r>
+      <w:proofErr w:type="spellEnd"/>
+      <w:r>
+        <w:rPr>
+          <w:rFonts w:ascii="Times New Roman" w:hAnsi="Times New Roman" w:cs="Times New Roman"/>
+          <w:i/>
+          <w:sz w:val="24"/>
+          <w:szCs w:val="24"/>
+        </w:rPr>
+        <w:t xml:space="preserve"> for Survival</w:t>
+      </w:r>
+      <w:r>
+        <w:rPr>
+          <w:rFonts w:ascii="Times New Roman" w:hAnsi="Times New Roman" w:cs="Times New Roman"/>
+          <w:sz w:val="24"/>
+          <w:szCs w:val="24"/>
+        </w:rPr>
+        <w:t xml:space="preserve">. This report was </w:t>
+      </w:r>
+      <w:r>
+        <w:rPr>
+          <w:rFonts w:ascii="Times New Roman" w:hAnsi="Times New Roman" w:cs="Times New Roman"/>
+          <w:sz w:val="24"/>
+          <w:szCs w:val="24"/>
+        </w:rPr>
+        <w:t>deliberated</w:t>
+      </w:r>
+      <w:r>
+        <w:rPr>
+          <w:rFonts w:ascii="Times New Roman" w:hAnsi="Times New Roman" w:cs="Times New Roman"/>
+          <w:sz w:val="24"/>
+          <w:szCs w:val="24"/>
+        </w:rPr>
+        <w:t xml:space="preserve"> in several meetings in different parts of the world. </w:t>
+      </w:r>
+      <w:r>
+        <w:rPr>
+          <w:rFonts w:ascii="Times New Roman" w:hAnsi="Times New Roman" w:cs="Times New Roman"/>
+          <w:sz w:val="24"/>
+          <w:szCs w:val="24"/>
+        </w:rPr>
+        <w:t xml:space="preserve">In September 1982 the fourth meeting took </w:t>
       </w:r>
       <w:r>
         <w:rPr>
@@ -1712,108 +1803,7 @@
           <w:szCs w:val="24"/>
         </w:rPr>
         <w:lastRenderedPageBreak/>
-        <w:t>Development Issues, chaired by</w:t>
-      </w:r>
-      <w:r>
-        <w:rPr>
-          <w:rFonts w:ascii="Times New Roman" w:hAnsi="Times New Roman" w:cs="Times New Roman"/>
-          <w:sz w:val="24"/>
-          <w:szCs w:val="24"/>
-        </w:rPr>
-        <w:t xml:space="preserve"> German Social</w:t>
-      </w:r>
-      <w:r>
-        <w:rPr>
-          <w:rFonts w:ascii="Times New Roman" w:hAnsi="Times New Roman" w:cs="Times New Roman"/>
-          <w:sz w:val="24"/>
-          <w:szCs w:val="24"/>
-        </w:rPr>
-        <w:t>-Democrat Willy Brandt</w:t>
-      </w:r>
-      <w:r>
-        <w:rPr>
-          <w:rFonts w:ascii="Times New Roman" w:hAnsi="Times New Roman" w:cs="Times New Roman"/>
-          <w:sz w:val="24"/>
-          <w:szCs w:val="24"/>
-        </w:rPr>
-        <w:t xml:space="preserve">, which in 1980 published </w:t>
-      </w:r>
-      <w:r>
-        <w:rPr>
-          <w:rFonts w:ascii="Times New Roman" w:hAnsi="Times New Roman" w:cs="Times New Roman"/>
-          <w:sz w:val="24"/>
-          <w:szCs w:val="24"/>
-        </w:rPr>
-        <w:t>the</w:t>
-      </w:r>
-      <w:r>
-        <w:rPr>
-          <w:rFonts w:ascii="Times New Roman" w:hAnsi="Times New Roman" w:cs="Times New Roman"/>
-          <w:sz w:val="24"/>
-          <w:szCs w:val="24"/>
-        </w:rPr>
-        <w:t xml:space="preserve"> report </w:t>
-      </w:r>
-      <w:r>
-        <w:rPr>
-          <w:rFonts w:ascii="Times New Roman" w:hAnsi="Times New Roman" w:cs="Times New Roman"/>
-          <w:i/>
-          <w:sz w:val="24"/>
-          <w:szCs w:val="24"/>
-        </w:rPr>
-        <w:t xml:space="preserve">North-South: A </w:t>
-      </w:r>
-      <w:proofErr w:type="spellStart"/>
-      <w:r>
-        <w:rPr>
-          <w:rFonts w:ascii="Times New Roman" w:hAnsi="Times New Roman" w:cs="Times New Roman"/>
-          <w:i/>
-          <w:sz w:val="24"/>
-          <w:szCs w:val="24"/>
-        </w:rPr>
-        <w:t>Programme</w:t>
-      </w:r>
-      <w:proofErr w:type="spellEnd"/>
-      <w:r>
-        <w:rPr>
-          <w:rFonts w:ascii="Times New Roman" w:hAnsi="Times New Roman" w:cs="Times New Roman"/>
-          <w:i/>
-          <w:sz w:val="24"/>
-          <w:szCs w:val="24"/>
-        </w:rPr>
-        <w:t xml:space="preserve"> for Survival</w:t>
-      </w:r>
-      <w:r>
-        <w:rPr>
-          <w:rFonts w:ascii="Times New Roman" w:hAnsi="Times New Roman" w:cs="Times New Roman"/>
-          <w:sz w:val="24"/>
-          <w:szCs w:val="24"/>
-        </w:rPr>
-        <w:t xml:space="preserve">. This report was </w:t>
-      </w:r>
-      <w:r>
-        <w:rPr>
-          <w:rFonts w:ascii="Times New Roman" w:hAnsi="Times New Roman" w:cs="Times New Roman"/>
-          <w:sz w:val="24"/>
-          <w:szCs w:val="24"/>
-        </w:rPr>
-        <w:t>deliberated</w:t>
-      </w:r>
-      <w:r>
-        <w:rPr>
-          <w:rFonts w:ascii="Times New Roman" w:hAnsi="Times New Roman" w:cs="Times New Roman"/>
-          <w:sz w:val="24"/>
-          <w:szCs w:val="24"/>
-        </w:rPr>
-        <w:t xml:space="preserve"> in several meetings in different parts of the world. </w:t>
-      </w:r>
-      <w:r>
-        <w:rPr>
-          <w:rFonts w:ascii="Times New Roman" w:hAnsi="Times New Roman" w:cs="Times New Roman"/>
-          <w:sz w:val="24"/>
-          <w:szCs w:val="24"/>
-        </w:rPr>
-        <w:t xml:space="preserve">In September 1982 the fourth meeting took place in Brussels, where </w:t>
+        <w:t xml:space="preserve">place in Brussels, where </w:t>
       </w:r>
       <w:r>
         <w:rPr>
@@ -3458,7 +3448,121 @@
           <w:sz w:val="24"/>
           <w:szCs w:val="24"/>
         </w:rPr>
-        <w:t xml:space="preserve"> because they were not technically refugees, Pérez de Cuéllar turned down Stoltenberg’s offer to assist them, making the International Organization for Migration the lead </w:t>
+        <w:t xml:space="preserve"> because they were not technically refugees, Pérez de Cuéllar turned down Stoltenberg’s offer to assist them, making the International Organization for Migration the lead orga</w:t>
+      </w:r>
+      <w:r>
+        <w:rPr>
+          <w:rFonts w:ascii="Times New Roman" w:hAnsi="Times New Roman" w:cs="Times New Roman"/>
+          <w:sz w:val="24"/>
+          <w:szCs w:val="24"/>
+        </w:rPr>
+        <w:t>nization in</w:t>
+      </w:r>
+      <w:r>
+        <w:rPr>
+          <w:rFonts w:ascii="Times New Roman" w:hAnsi="Times New Roman" w:cs="Times New Roman"/>
+          <w:sz w:val="24"/>
+          <w:szCs w:val="24"/>
+        </w:rPr>
+        <w:t>stead (Loescher</w:t>
+      </w:r>
+      <w:r>
+        <w:rPr>
+          <w:rFonts w:ascii="Times New Roman" w:hAnsi="Times New Roman" w:cs="Times New Roman"/>
+          <w:sz w:val="24"/>
+          <w:szCs w:val="24"/>
+        </w:rPr>
+        <w:t xml:space="preserve"> 2001: 267).</w:t>
+      </w:r>
+      <w:r>
+        <w:rPr>
+          <w:rFonts w:ascii="Times New Roman" w:hAnsi="Times New Roman" w:cs="Times New Roman"/>
+          <w:sz w:val="24"/>
+          <w:szCs w:val="24"/>
+        </w:rPr>
+        <w:t xml:space="preserve"> </w:t>
+      </w:r>
+      <w:r>
+        <w:rPr>
+          <w:rFonts w:ascii="Times New Roman" w:hAnsi="Times New Roman" w:cs="Times New Roman"/>
+          <w:sz w:val="24"/>
+          <w:szCs w:val="24"/>
+        </w:rPr>
+        <w:t>Stoltenberg</w:t>
+      </w:r>
+      <w:r>
+        <w:rPr>
+          <w:rFonts w:ascii="Times New Roman" w:hAnsi="Times New Roman" w:cs="Times New Roman"/>
+          <w:sz w:val="24"/>
+          <w:szCs w:val="24"/>
+        </w:rPr>
+        <w:t>, who also oversaw several repatriation operations in Central America,</w:t>
+      </w:r>
+      <w:r>
+        <w:rPr>
+          <w:rFonts w:ascii="Times New Roman" w:hAnsi="Times New Roman" w:cs="Times New Roman"/>
+          <w:sz w:val="24"/>
+          <w:szCs w:val="24"/>
+        </w:rPr>
+        <w:t xml:space="preserve"> </w:t>
+      </w:r>
+      <w:r>
+        <w:rPr>
+          <w:rFonts w:ascii="Times New Roman" w:hAnsi="Times New Roman" w:cs="Times New Roman"/>
+          <w:sz w:val="24"/>
+          <w:szCs w:val="24"/>
+        </w:rPr>
+        <w:t>resigned in November 1990 to return to his previous position as Norwegian foreign minister</w:t>
+      </w:r>
+      <w:r>
+        <w:rPr>
+          <w:rFonts w:ascii="Times New Roman" w:hAnsi="Times New Roman" w:cs="Times New Roman"/>
+          <w:sz w:val="24"/>
+          <w:szCs w:val="24"/>
+        </w:rPr>
+        <w:t xml:space="preserve">, </w:t>
+      </w:r>
+      <w:r>
+        <w:rPr>
+          <w:rFonts w:ascii="Times New Roman" w:hAnsi="Times New Roman" w:cs="Times New Roman"/>
+          <w:sz w:val="24"/>
+          <w:szCs w:val="24"/>
+        </w:rPr>
+        <w:t xml:space="preserve">this time in Gro </w:t>
+      </w:r>
+      <w:proofErr w:type="spellStart"/>
+      <w:r>
+        <w:rPr>
+          <w:rFonts w:ascii="Times New Roman" w:hAnsi="Times New Roman" w:cs="Times New Roman"/>
+          <w:sz w:val="24"/>
+          <w:szCs w:val="24"/>
+        </w:rPr>
+        <w:t>Bruntland’s</w:t>
+      </w:r>
+      <w:proofErr w:type="spellEnd"/>
+      <w:r>
+        <w:rPr>
+          <w:rFonts w:ascii="Times New Roman" w:hAnsi="Times New Roman" w:cs="Times New Roman"/>
+          <w:sz w:val="24"/>
+          <w:szCs w:val="24"/>
+        </w:rPr>
+        <w:t xml:space="preserve"> new administration.</w:t>
+      </w:r>
+      <w:r>
+        <w:rPr>
+          <w:rFonts w:ascii="Times New Roman" w:hAnsi="Times New Roman" w:cs="Times New Roman"/>
+          <w:sz w:val="24"/>
+          <w:szCs w:val="24"/>
+        </w:rPr>
+        <w:t xml:space="preserve"> </w:t>
+      </w:r>
+      <w:r>
+        <w:rPr>
+          <w:rFonts w:ascii="Times New Roman" w:hAnsi="Times New Roman" w:cs="Times New Roman"/>
+          <w:sz w:val="24"/>
+          <w:szCs w:val="24"/>
+        </w:rPr>
+        <w:t xml:space="preserve">He explained the </w:t>
       </w:r>
       <w:r>
         <w:rPr>
@@ -3467,121 +3571,7 @@
           <w:szCs w:val="24"/>
         </w:rPr>
         <w:lastRenderedPageBreak/>
-        <w:t>orga</w:t>
-      </w:r>
-      <w:r>
-        <w:rPr>
-          <w:rFonts w:ascii="Times New Roman" w:hAnsi="Times New Roman" w:cs="Times New Roman"/>
-          <w:sz w:val="24"/>
-          <w:szCs w:val="24"/>
-        </w:rPr>
-        <w:t>nization in</w:t>
-      </w:r>
-      <w:r>
-        <w:rPr>
-          <w:rFonts w:ascii="Times New Roman" w:hAnsi="Times New Roman" w:cs="Times New Roman"/>
-          <w:sz w:val="24"/>
-          <w:szCs w:val="24"/>
-        </w:rPr>
-        <w:t>stead (Loescher</w:t>
-      </w:r>
-      <w:r>
-        <w:rPr>
-          <w:rFonts w:ascii="Times New Roman" w:hAnsi="Times New Roman" w:cs="Times New Roman"/>
-          <w:sz w:val="24"/>
-          <w:szCs w:val="24"/>
-        </w:rPr>
-        <w:t xml:space="preserve"> 2001: 267).</w:t>
-      </w:r>
-      <w:r>
-        <w:rPr>
-          <w:rFonts w:ascii="Times New Roman" w:hAnsi="Times New Roman" w:cs="Times New Roman"/>
-          <w:sz w:val="24"/>
-          <w:szCs w:val="24"/>
-        </w:rPr>
-        <w:t xml:space="preserve"> </w:t>
-      </w:r>
-      <w:r>
-        <w:rPr>
-          <w:rFonts w:ascii="Times New Roman" w:hAnsi="Times New Roman" w:cs="Times New Roman"/>
-          <w:sz w:val="24"/>
-          <w:szCs w:val="24"/>
-        </w:rPr>
-        <w:t>Stoltenberg</w:t>
-      </w:r>
-      <w:r>
-        <w:rPr>
-          <w:rFonts w:ascii="Times New Roman" w:hAnsi="Times New Roman" w:cs="Times New Roman"/>
-          <w:sz w:val="24"/>
-          <w:szCs w:val="24"/>
-        </w:rPr>
-        <w:t>, who also oversaw several repatriation operations in Central America,</w:t>
-      </w:r>
-      <w:r>
-        <w:rPr>
-          <w:rFonts w:ascii="Times New Roman" w:hAnsi="Times New Roman" w:cs="Times New Roman"/>
-          <w:sz w:val="24"/>
-          <w:szCs w:val="24"/>
-        </w:rPr>
-        <w:t xml:space="preserve"> </w:t>
-      </w:r>
-      <w:r>
-        <w:rPr>
-          <w:rFonts w:ascii="Times New Roman" w:hAnsi="Times New Roman" w:cs="Times New Roman"/>
-          <w:sz w:val="24"/>
-          <w:szCs w:val="24"/>
-        </w:rPr>
-        <w:t>resigned in November 1990 to return to his previous position as Norwegian foreign minister</w:t>
-      </w:r>
-      <w:r>
-        <w:rPr>
-          <w:rFonts w:ascii="Times New Roman" w:hAnsi="Times New Roman" w:cs="Times New Roman"/>
-          <w:sz w:val="24"/>
-          <w:szCs w:val="24"/>
-        </w:rPr>
-        <w:t xml:space="preserve">, </w:t>
-      </w:r>
-      <w:r>
-        <w:rPr>
-          <w:rFonts w:ascii="Times New Roman" w:hAnsi="Times New Roman" w:cs="Times New Roman"/>
-          <w:sz w:val="24"/>
-          <w:szCs w:val="24"/>
-        </w:rPr>
-        <w:t xml:space="preserve">this time in Gro </w:t>
-      </w:r>
-      <w:proofErr w:type="spellStart"/>
-      <w:r>
-        <w:rPr>
-          <w:rFonts w:ascii="Times New Roman" w:hAnsi="Times New Roman" w:cs="Times New Roman"/>
-          <w:sz w:val="24"/>
-          <w:szCs w:val="24"/>
-        </w:rPr>
-        <w:t>Bruntland’s</w:t>
-      </w:r>
-      <w:proofErr w:type="spellEnd"/>
-      <w:r>
-        <w:rPr>
-          <w:rFonts w:ascii="Times New Roman" w:hAnsi="Times New Roman" w:cs="Times New Roman"/>
-          <w:sz w:val="24"/>
-          <w:szCs w:val="24"/>
-        </w:rPr>
-        <w:t xml:space="preserve"> new administration.</w:t>
-      </w:r>
-      <w:r>
-        <w:rPr>
-          <w:rFonts w:ascii="Times New Roman" w:hAnsi="Times New Roman" w:cs="Times New Roman"/>
-          <w:sz w:val="24"/>
-          <w:szCs w:val="24"/>
-        </w:rPr>
-        <w:t xml:space="preserve"> </w:t>
-      </w:r>
-      <w:r>
-        <w:rPr>
-          <w:rFonts w:ascii="Times New Roman" w:hAnsi="Times New Roman" w:cs="Times New Roman"/>
-          <w:sz w:val="24"/>
-          <w:szCs w:val="24"/>
-        </w:rPr>
-        <w:t>He explained the timing of his resignation by saying it was a</w:t>
+        <w:t>timing of his resignation by saying it was a</w:t>
       </w:r>
       <w:r>
         <w:rPr>
@@ -5321,7 +5311,127 @@
           <w:sz w:val="24"/>
           <w:szCs w:val="24"/>
         </w:rPr>
-        <w:t xml:space="preserve">as Chief of the Bureau of </w:t>
+        <w:t>as Chief of the Bureau of Admi</w:t>
+      </w:r>
+      <w:r>
+        <w:rPr>
+          <w:rFonts w:ascii="Times New Roman" w:hAnsi="Times New Roman" w:cs="Times New Roman"/>
+          <w:sz w:val="24"/>
+          <w:szCs w:val="24"/>
+        </w:rPr>
+        <w:t>nistration and Consumer Affairs,</w:t>
+      </w:r>
+      <w:r>
+        <w:rPr>
+          <w:rFonts w:ascii="Times New Roman" w:hAnsi="Times New Roman" w:cs="Times New Roman"/>
+          <w:sz w:val="24"/>
+          <w:szCs w:val="24"/>
+        </w:rPr>
+        <w:t xml:space="preserve"> </w:t>
+      </w:r>
+      <w:r>
+        <w:rPr>
+          <w:rFonts w:ascii="Times New Roman" w:hAnsi="Times New Roman" w:cs="Times New Roman"/>
+          <w:sz w:val="24"/>
+          <w:szCs w:val="24"/>
+        </w:rPr>
+        <w:t>as</w:t>
+      </w:r>
+      <w:r>
+        <w:rPr>
+          <w:rFonts w:ascii="Times New Roman" w:hAnsi="Times New Roman" w:cs="Times New Roman"/>
+          <w:sz w:val="24"/>
+          <w:szCs w:val="24"/>
+        </w:rPr>
+        <w:t xml:space="preserve"> State Secretary in the Trade and Shipping Ministry</w:t>
+      </w:r>
+      <w:r>
+        <w:rPr>
+          <w:rFonts w:ascii="Times New Roman" w:hAnsi="Times New Roman" w:cs="Times New Roman"/>
+          <w:sz w:val="24"/>
+          <w:szCs w:val="24"/>
+        </w:rPr>
+        <w:t>,</w:t>
+      </w:r>
+      <w:r>
+        <w:rPr>
+          <w:rFonts w:ascii="Times New Roman" w:hAnsi="Times New Roman" w:cs="Times New Roman"/>
+          <w:sz w:val="24"/>
+          <w:szCs w:val="24"/>
+        </w:rPr>
+        <w:t xml:space="preserve"> </w:t>
+      </w:r>
+      <w:r>
+        <w:rPr>
+          <w:rFonts w:ascii="Times New Roman" w:hAnsi="Times New Roman" w:cs="Times New Roman"/>
+          <w:sz w:val="24"/>
+          <w:szCs w:val="24"/>
+        </w:rPr>
+        <w:t>as well as</w:t>
+      </w:r>
+      <w:r>
+        <w:rPr>
+          <w:rFonts w:ascii="Times New Roman" w:hAnsi="Times New Roman" w:cs="Times New Roman"/>
+          <w:sz w:val="24"/>
+          <w:szCs w:val="24"/>
+        </w:rPr>
+        <w:t xml:space="preserve"> in the Ministry of Industry and </w:t>
+      </w:r>
+      <w:r>
+        <w:rPr>
+          <w:rFonts w:ascii="Times New Roman" w:hAnsi="Times New Roman" w:cs="Times New Roman"/>
+          <w:sz w:val="24"/>
+          <w:szCs w:val="24"/>
+        </w:rPr>
+        <w:t xml:space="preserve">as </w:t>
+      </w:r>
+      <w:r>
+        <w:rPr>
+          <w:rFonts w:ascii="Times New Roman" w:hAnsi="Times New Roman" w:cs="Times New Roman"/>
+          <w:sz w:val="24"/>
+          <w:szCs w:val="24"/>
+        </w:rPr>
+        <w:t>Director General of the Ministry of Children and Family Services, died on 17 October 2012</w:t>
+      </w:r>
+      <w:r>
+        <w:rPr>
+          <w:rFonts w:ascii="Times New Roman" w:hAnsi="Times New Roman" w:cs="Times New Roman"/>
+          <w:sz w:val="24"/>
+          <w:szCs w:val="24"/>
+        </w:rPr>
+        <w:t>. Their d</w:t>
+      </w:r>
+      <w:r>
+        <w:rPr>
+          <w:rFonts w:ascii="Times New Roman" w:hAnsi="Times New Roman" w:cs="Times New Roman"/>
+          <w:sz w:val="24"/>
+          <w:szCs w:val="24"/>
+        </w:rPr>
+        <w:t>aughter Nini</w:t>
+      </w:r>
+      <w:r>
+        <w:rPr>
+          <w:rFonts w:ascii="Times New Roman" w:hAnsi="Times New Roman" w:cs="Times New Roman"/>
+          <w:sz w:val="24"/>
+          <w:szCs w:val="24"/>
+        </w:rPr>
+        <w:t xml:space="preserve"> fell ill and</w:t>
+      </w:r>
+      <w:r>
+        <w:rPr>
+          <w:rFonts w:ascii="Times New Roman" w:hAnsi="Times New Roman" w:cs="Times New Roman"/>
+          <w:sz w:val="24"/>
+          <w:szCs w:val="24"/>
+        </w:rPr>
+        <w:t xml:space="preserve"> died </w:t>
+      </w:r>
+      <w:r>
+        <w:rPr>
+          <w:rFonts w:ascii="Times New Roman" w:hAnsi="Times New Roman" w:cs="Times New Roman"/>
+          <w:sz w:val="24"/>
+          <w:szCs w:val="24"/>
+        </w:rPr>
+        <w:t xml:space="preserve">at the age of 51 </w:t>
       </w:r>
       <w:r>
         <w:rPr>
@@ -5330,134 +5440,6 @@
           <w:szCs w:val="24"/>
         </w:rPr>
         <w:lastRenderedPageBreak/>
-        <w:t>Admi</w:t>
-      </w:r>
-      <w:r>
-        <w:rPr>
-          <w:rFonts w:ascii="Times New Roman" w:hAnsi="Times New Roman" w:cs="Times New Roman"/>
-          <w:sz w:val="24"/>
-          <w:szCs w:val="24"/>
-        </w:rPr>
-        <w:t>nistration and Consumer Affairs,</w:t>
-      </w:r>
-      <w:r>
-        <w:rPr>
-          <w:rFonts w:ascii="Times New Roman" w:hAnsi="Times New Roman" w:cs="Times New Roman"/>
-          <w:sz w:val="24"/>
-          <w:szCs w:val="24"/>
-        </w:rPr>
-        <w:t xml:space="preserve"> </w:t>
-      </w:r>
-      <w:r>
-        <w:rPr>
-          <w:rFonts w:ascii="Times New Roman" w:hAnsi="Times New Roman" w:cs="Times New Roman"/>
-          <w:sz w:val="24"/>
-          <w:szCs w:val="24"/>
-        </w:rPr>
-        <w:t>as</w:t>
-      </w:r>
-      <w:r>
-        <w:rPr>
-          <w:rFonts w:ascii="Times New Roman" w:hAnsi="Times New Roman" w:cs="Times New Roman"/>
-          <w:sz w:val="24"/>
-          <w:szCs w:val="24"/>
-        </w:rPr>
-        <w:t xml:space="preserve"> State Secretary in the Trade and Shipping Ministry</w:t>
-      </w:r>
-      <w:r>
-        <w:rPr>
-          <w:rFonts w:ascii="Times New Roman" w:hAnsi="Times New Roman" w:cs="Times New Roman"/>
-          <w:sz w:val="24"/>
-          <w:szCs w:val="24"/>
-        </w:rPr>
-        <w:t>,</w:t>
-      </w:r>
-      <w:r>
-        <w:rPr>
-          <w:rFonts w:ascii="Times New Roman" w:hAnsi="Times New Roman" w:cs="Times New Roman"/>
-          <w:sz w:val="24"/>
-          <w:szCs w:val="24"/>
-        </w:rPr>
-        <w:t xml:space="preserve"> </w:t>
-      </w:r>
-      <w:r>
-        <w:rPr>
-          <w:rFonts w:ascii="Times New Roman" w:hAnsi="Times New Roman" w:cs="Times New Roman"/>
-          <w:sz w:val="24"/>
-          <w:szCs w:val="24"/>
-        </w:rPr>
-        <w:t>as well as</w:t>
-      </w:r>
-      <w:r>
-        <w:rPr>
-          <w:rFonts w:ascii="Times New Roman" w:hAnsi="Times New Roman" w:cs="Times New Roman"/>
-          <w:sz w:val="24"/>
-          <w:szCs w:val="24"/>
-        </w:rPr>
-        <w:t xml:space="preserve"> in the Ministry of Industry and </w:t>
-      </w:r>
-      <w:r>
-        <w:rPr>
-          <w:rFonts w:ascii="Times New Roman" w:hAnsi="Times New Roman" w:cs="Times New Roman"/>
-          <w:sz w:val="24"/>
-          <w:szCs w:val="24"/>
-        </w:rPr>
-        <w:t xml:space="preserve">as </w:t>
-      </w:r>
-      <w:r>
-        <w:rPr>
-          <w:rFonts w:ascii="Times New Roman" w:hAnsi="Times New Roman" w:cs="Times New Roman"/>
-          <w:sz w:val="24"/>
-          <w:szCs w:val="24"/>
-        </w:rPr>
-        <w:t>Director General of the Ministry of Children and Family Services, died on 17 October 2012</w:t>
-      </w:r>
-      <w:r>
-        <w:rPr>
-          <w:rFonts w:ascii="Times New Roman" w:hAnsi="Times New Roman" w:cs="Times New Roman"/>
-          <w:sz w:val="24"/>
-          <w:szCs w:val="24"/>
-        </w:rPr>
-        <w:t>. Their d</w:t>
-      </w:r>
-      <w:r>
-        <w:rPr>
-          <w:rFonts w:ascii="Times New Roman" w:hAnsi="Times New Roman" w:cs="Times New Roman"/>
-          <w:sz w:val="24"/>
-          <w:szCs w:val="24"/>
-        </w:rPr>
-        <w:t>aughter Nini</w:t>
-      </w:r>
-      <w:r>
-        <w:rPr>
-          <w:rFonts w:ascii="Times New Roman" w:hAnsi="Times New Roman" w:cs="Times New Roman"/>
-          <w:sz w:val="24"/>
-          <w:szCs w:val="24"/>
-        </w:rPr>
-        <w:t xml:space="preserve"> fell ill and</w:t>
-      </w:r>
-      <w:r>
-        <w:rPr>
-          <w:rFonts w:ascii="Times New Roman" w:hAnsi="Times New Roman" w:cs="Times New Roman"/>
-          <w:sz w:val="24"/>
-          <w:szCs w:val="24"/>
-        </w:rPr>
-        <w:t xml:space="preserve"> died </w:t>
-      </w:r>
-      <w:r>
-        <w:rPr>
-          <w:rFonts w:ascii="Times New Roman" w:hAnsi="Times New Roman" w:cs="Times New Roman"/>
-          <w:sz w:val="24"/>
-          <w:szCs w:val="24"/>
-        </w:rPr>
-        <w:t xml:space="preserve">at the age of 51 </w:t>
-      </w:r>
-      <w:r>
-        <w:rPr>
-          <w:rFonts w:ascii="Times New Roman" w:hAnsi="Times New Roman" w:cs="Times New Roman"/>
-          <w:sz w:val="24"/>
-          <w:szCs w:val="24"/>
-        </w:rPr>
         <w:t>on 27 July 2014</w:t>
       </w:r>
       <w:r>
@@ -5627,7 +5609,7 @@
         </w:rPr>
         <w:t xml:space="preserve">Refugees can be found at </w:t>
       </w:r>
-      <w:hyperlink r:id="rId8" w:history="1">
+      <w:hyperlink r:id="rId7" w:history="1">
         <w:r>
           <w:rPr>
             <w:rStyle w:val="Hyperlink"/>
@@ -5795,19 +5777,8 @@
           <w:sz w:val="24"/>
           <w:szCs w:val="24"/>
         </w:rPr>
-        <w:t xml:space="preserve">NATO, et </w:t>
-      </w:r>
-      <w:proofErr w:type="spellStart"/>
-      <w:r>
-        <w:rPr>
-          <w:rFonts w:ascii="Times New Roman" w:hAnsi="Times New Roman" w:cs="Times New Roman"/>
-          <w:i/>
-          <w:sz w:val="24"/>
-          <w:szCs w:val="24"/>
-        </w:rPr>
-        <w:t>Tilbakeblikk</w:t>
-      </w:r>
-      <w:proofErr w:type="spellEnd"/>
+        <w:t>NATO, et Tilbakeblikk</w:t>
+      </w:r>
       <w:r>
         <w:rPr>
           <w:rFonts w:ascii="Times New Roman" w:hAnsi="Times New Roman" w:cs="Times New Roman"/>
@@ -7849,165 +7820,173 @@
           <w:sz w:val="24"/>
           <w:szCs w:val="24"/>
         </w:rPr>
+        <w:t>T. Bar</w:t>
+      </w:r>
+      <w:r>
+        <w:rPr>
+          <w:rFonts w:ascii="Times New Roman" w:hAnsi="Times New Roman" w:cs="Times New Roman"/>
+          <w:sz w:val="24"/>
+          <w:szCs w:val="24"/>
+        </w:rPr>
+        <w:t>ber, ‘Outrage at Stoltenberg’s “Serb”</w:t>
+      </w:r>
+      <w:r>
+        <w:rPr>
+          <w:rFonts w:ascii="Times New Roman" w:hAnsi="Times New Roman" w:cs="Times New Roman"/>
+          <w:sz w:val="24"/>
+          <w:szCs w:val="24"/>
+        </w:rPr>
+        <w:t xml:space="preserve"> Gaffe’ in </w:t>
+      </w:r>
+      <w:r>
+        <w:rPr>
+          <w:rFonts w:ascii="Times New Roman" w:hAnsi="Times New Roman" w:cs="Times New Roman"/>
+          <w:i/>
+          <w:sz w:val="24"/>
+          <w:szCs w:val="24"/>
+        </w:rPr>
+        <w:t>The Independent</w:t>
+      </w:r>
+      <w:r>
+        <w:rPr>
+          <w:rFonts w:ascii="Times New Roman" w:hAnsi="Times New Roman" w:cs="Times New Roman"/>
+          <w:sz w:val="24"/>
+          <w:szCs w:val="24"/>
+        </w:rPr>
+        <w:t>, 27 June 1995, 12 Inte;</w:t>
+      </w:r>
+      <w:r>
+        <w:rPr>
+          <w:rFonts w:ascii="Times New Roman" w:hAnsi="Times New Roman" w:cs="Times New Roman"/>
+          <w:sz w:val="24"/>
+          <w:szCs w:val="24"/>
+        </w:rPr>
+        <w:t xml:space="preserve"> </w:t>
+      </w:r>
+      <w:r>
+        <w:rPr>
+          <w:rFonts w:ascii="Times New Roman" w:hAnsi="Times New Roman" w:cs="Times New Roman"/>
+          <w:sz w:val="24"/>
+          <w:szCs w:val="24"/>
+        </w:rPr>
+        <w:t xml:space="preserve">G. Loescher, </w:t>
+      </w:r>
+      <w:r>
+        <w:rPr>
+          <w:rFonts w:ascii="Times New Roman" w:hAnsi="Times New Roman" w:cs="Times New Roman"/>
+          <w:i/>
+          <w:sz w:val="24"/>
+          <w:szCs w:val="24"/>
+        </w:rPr>
+        <w:t>The UNHCR and World Politics: The Perilous Path</w:t>
+      </w:r>
+      <w:r>
+        <w:rPr>
+          <w:rFonts w:ascii="Times New Roman" w:hAnsi="Times New Roman" w:cs="Times New Roman"/>
+          <w:sz w:val="24"/>
+          <w:szCs w:val="24"/>
+        </w:rPr>
+        <w:t>, New York</w:t>
+      </w:r>
+      <w:r>
+        <w:rPr>
+          <w:rFonts w:ascii="Times New Roman" w:hAnsi="Times New Roman" w:cs="Times New Roman"/>
+          <w:sz w:val="24"/>
+          <w:szCs w:val="24"/>
+        </w:rPr>
+        <w:t xml:space="preserve"> 2001</w:t>
+      </w:r>
+      <w:r>
+        <w:rPr>
+          <w:rFonts w:ascii="Times New Roman" w:hAnsi="Times New Roman" w:cs="Times New Roman"/>
+          <w:sz w:val="24"/>
+          <w:szCs w:val="24"/>
+        </w:rPr>
+        <w:t xml:space="preserve">, </w:t>
+      </w:r>
+      <w:r>
+        <w:rPr>
+          <w:rFonts w:ascii="Times New Roman" w:hAnsi="Times New Roman" w:cs="Times New Roman"/>
+          <w:sz w:val="24"/>
+          <w:szCs w:val="24"/>
+        </w:rPr>
+        <w:t>247-271 (</w:t>
+      </w:r>
+      <w:r>
+        <w:rPr>
+          <w:rFonts w:ascii="Times New Roman" w:hAnsi="Times New Roman" w:cs="Times New Roman"/>
+          <w:sz w:val="24"/>
+          <w:szCs w:val="24"/>
+        </w:rPr>
+        <w:t>Chapter 8</w:t>
+      </w:r>
+      <w:r>
+        <w:rPr>
+          <w:rFonts w:ascii="Times New Roman" w:hAnsi="Times New Roman" w:cs="Times New Roman"/>
+          <w:sz w:val="24"/>
+          <w:szCs w:val="24"/>
+        </w:rPr>
+        <w:t>)</w:t>
+      </w:r>
+      <w:r>
+        <w:rPr>
+          <w:rFonts w:ascii="Times New Roman" w:hAnsi="Times New Roman" w:cs="Times New Roman"/>
+          <w:sz w:val="24"/>
+          <w:szCs w:val="24"/>
+        </w:rPr>
+        <w:t>; Hellberg, L.</w:t>
+      </w:r>
+      <w:r>
+        <w:rPr>
+          <w:rFonts w:ascii="Times New Roman" w:hAnsi="Times New Roman" w:cs="Times New Roman"/>
+          <w:sz w:val="24"/>
+          <w:szCs w:val="24"/>
+        </w:rPr>
+        <w:t xml:space="preserve"> ‘Thorvald Stoltenberg’ in </w:t>
+      </w:r>
+      <w:r>
+        <w:rPr>
+          <w:rFonts w:ascii="Times New Roman" w:hAnsi="Times New Roman" w:cs="Times New Roman"/>
+          <w:i/>
+          <w:sz w:val="24"/>
+          <w:szCs w:val="24"/>
+        </w:rPr>
+        <w:t>Norwegian Bi</w:t>
+      </w:r>
+      <w:r>
+        <w:rPr>
+          <w:rFonts w:ascii="Times New Roman" w:hAnsi="Times New Roman" w:cs="Times New Roman"/>
+          <w:i/>
+          <w:sz w:val="24"/>
+          <w:szCs w:val="24"/>
+        </w:rPr>
+        <w:t>ographical Enc</w:t>
+      </w:r>
+      <w:r>
+        <w:rPr>
+          <w:rFonts w:ascii="Times New Roman" w:hAnsi="Times New Roman" w:cs="Times New Roman"/>
+          <w:i/>
+          <w:sz w:val="24"/>
+          <w:szCs w:val="24"/>
+        </w:rPr>
+        <w:t>yclopedia</w:t>
+      </w:r>
+      <w:r>
+        <w:rPr>
+          <w:rFonts w:ascii="Times New Roman" w:hAnsi="Times New Roman" w:cs="Times New Roman"/>
+          <w:sz w:val="24"/>
+          <w:szCs w:val="24"/>
+        </w:rPr>
+        <w:t xml:space="preserve">, 12 </w:t>
+      </w:r>
+      <w:r>
+        <w:rPr>
+          <w:rFonts w:ascii="Times New Roman" w:hAnsi="Times New Roman" w:cs="Times New Roman"/>
+          <w:sz w:val="24"/>
+          <w:szCs w:val="24"/>
+        </w:rPr>
         <w:lastRenderedPageBreak/>
-        <w:t>T. Bar</w:t>
-      </w:r>
-      <w:r>
-        <w:rPr>
-          <w:rFonts w:ascii="Times New Roman" w:hAnsi="Times New Roman" w:cs="Times New Roman"/>
-          <w:sz w:val="24"/>
-          <w:szCs w:val="24"/>
-        </w:rPr>
-        <w:t>ber, ‘Outrage at Stoltenberg’s “Serb”</w:t>
-      </w:r>
-      <w:r>
-        <w:rPr>
-          <w:rFonts w:ascii="Times New Roman" w:hAnsi="Times New Roman" w:cs="Times New Roman"/>
-          <w:sz w:val="24"/>
-          <w:szCs w:val="24"/>
-        </w:rPr>
-        <w:t xml:space="preserve"> Gaffe’ in </w:t>
-      </w:r>
-      <w:r>
-        <w:rPr>
-          <w:rFonts w:ascii="Times New Roman" w:hAnsi="Times New Roman" w:cs="Times New Roman"/>
-          <w:i/>
-          <w:sz w:val="24"/>
-          <w:szCs w:val="24"/>
-        </w:rPr>
-        <w:t>The Independent</w:t>
-      </w:r>
-      <w:r>
-        <w:rPr>
-          <w:rFonts w:ascii="Times New Roman" w:hAnsi="Times New Roman" w:cs="Times New Roman"/>
-          <w:sz w:val="24"/>
-          <w:szCs w:val="24"/>
-        </w:rPr>
-        <w:t>, 27 June 1995, 12 Inte;</w:t>
-      </w:r>
-      <w:r>
-        <w:rPr>
-          <w:rFonts w:ascii="Times New Roman" w:hAnsi="Times New Roman" w:cs="Times New Roman"/>
-          <w:sz w:val="24"/>
-          <w:szCs w:val="24"/>
-        </w:rPr>
-        <w:t xml:space="preserve"> </w:t>
-      </w:r>
-      <w:r>
-        <w:rPr>
-          <w:rFonts w:ascii="Times New Roman" w:hAnsi="Times New Roman" w:cs="Times New Roman"/>
-          <w:sz w:val="24"/>
-          <w:szCs w:val="24"/>
-        </w:rPr>
-        <w:t xml:space="preserve">G. Loescher, </w:t>
-      </w:r>
-      <w:r>
-        <w:rPr>
-          <w:rFonts w:ascii="Times New Roman" w:hAnsi="Times New Roman" w:cs="Times New Roman"/>
-          <w:i/>
-          <w:sz w:val="24"/>
-          <w:szCs w:val="24"/>
-        </w:rPr>
-        <w:t>The UNHCR and World Politics: The Perilous Path</w:t>
-      </w:r>
-      <w:r>
-        <w:rPr>
-          <w:rFonts w:ascii="Times New Roman" w:hAnsi="Times New Roman" w:cs="Times New Roman"/>
-          <w:sz w:val="24"/>
-          <w:szCs w:val="24"/>
-        </w:rPr>
-        <w:t>, New York</w:t>
-      </w:r>
-      <w:r>
-        <w:rPr>
-          <w:rFonts w:ascii="Times New Roman" w:hAnsi="Times New Roman" w:cs="Times New Roman"/>
-          <w:sz w:val="24"/>
-          <w:szCs w:val="24"/>
-        </w:rPr>
-        <w:t xml:space="preserve"> 2001</w:t>
-      </w:r>
-      <w:r>
-        <w:rPr>
-          <w:rFonts w:ascii="Times New Roman" w:hAnsi="Times New Roman" w:cs="Times New Roman"/>
-          <w:sz w:val="24"/>
-          <w:szCs w:val="24"/>
-        </w:rPr>
-        <w:t xml:space="preserve">, </w:t>
-      </w:r>
-      <w:r>
-        <w:rPr>
-          <w:rFonts w:ascii="Times New Roman" w:hAnsi="Times New Roman" w:cs="Times New Roman"/>
-          <w:sz w:val="24"/>
-          <w:szCs w:val="24"/>
-        </w:rPr>
-        <w:t>247-271 (</w:t>
-      </w:r>
-      <w:r>
-        <w:rPr>
-          <w:rFonts w:ascii="Times New Roman" w:hAnsi="Times New Roman" w:cs="Times New Roman"/>
-          <w:sz w:val="24"/>
-          <w:szCs w:val="24"/>
-        </w:rPr>
-        <w:t>Chapter 8</w:t>
-      </w:r>
-      <w:r>
-        <w:rPr>
-          <w:rFonts w:ascii="Times New Roman" w:hAnsi="Times New Roman" w:cs="Times New Roman"/>
-          <w:sz w:val="24"/>
-          <w:szCs w:val="24"/>
-        </w:rPr>
-        <w:t>)</w:t>
-      </w:r>
-      <w:r>
-        <w:rPr>
-          <w:rFonts w:ascii="Times New Roman" w:hAnsi="Times New Roman" w:cs="Times New Roman"/>
-          <w:sz w:val="24"/>
-          <w:szCs w:val="24"/>
-        </w:rPr>
-        <w:t>; Hellberg, L.</w:t>
-      </w:r>
-      <w:r>
-        <w:rPr>
-          <w:rFonts w:ascii="Times New Roman" w:hAnsi="Times New Roman" w:cs="Times New Roman"/>
-          <w:sz w:val="24"/>
-          <w:szCs w:val="24"/>
-        </w:rPr>
-        <w:t xml:space="preserve"> ‘Thorvald Stoltenberg’ in </w:t>
-      </w:r>
-      <w:r>
-        <w:rPr>
-          <w:rFonts w:ascii="Times New Roman" w:hAnsi="Times New Roman" w:cs="Times New Roman"/>
-          <w:i/>
-          <w:sz w:val="24"/>
-          <w:szCs w:val="24"/>
-        </w:rPr>
-        <w:t>Norwegian Bi</w:t>
-      </w:r>
-      <w:r>
-        <w:rPr>
-          <w:rFonts w:ascii="Times New Roman" w:hAnsi="Times New Roman" w:cs="Times New Roman"/>
-          <w:i/>
-          <w:sz w:val="24"/>
-          <w:szCs w:val="24"/>
-        </w:rPr>
-        <w:t>ographical Enc</w:t>
-      </w:r>
-      <w:r>
-        <w:rPr>
-          <w:rFonts w:ascii="Times New Roman" w:hAnsi="Times New Roman" w:cs="Times New Roman"/>
-          <w:i/>
-          <w:sz w:val="24"/>
-          <w:szCs w:val="24"/>
-        </w:rPr>
-        <w:t>yclopedia</w:t>
-      </w:r>
-      <w:r>
-        <w:rPr>
-          <w:rFonts w:ascii="Times New Roman" w:hAnsi="Times New Roman" w:cs="Times New Roman"/>
-          <w:sz w:val="24"/>
-          <w:szCs w:val="24"/>
-        </w:rPr>
-        <w:t xml:space="preserve">, 12 April </w:t>
+        <w:t xml:space="preserve">April </w:t>
       </w:r>
       <w:r>
         <w:rPr>
@@ -8033,7 +8012,7 @@
         </w:rPr>
         <w:t xml:space="preserve"> 18 August 2014 </w:t>
       </w:r>
-      <w:hyperlink r:id="rId9" w:history="1">
+      <w:hyperlink r:id="rId8" w:history="1">
         <w:r>
           <w:rPr>
             <w:rStyle w:val="Hyperlink"/>
@@ -8423,7 +8402,7 @@
         </w:rPr>
         <w:t xml:space="preserve">, </w:t>
       </w:r>
-      <w:hyperlink r:id="rId10" w:history="1">
+      <w:hyperlink r:id="rId9" w:history="1">
         <w:r>
           <w:rPr>
             <w:rStyle w:val="Hyperlink"/>
@@ -8771,7 +8750,7 @@
         </w:rPr>
         <w:t xml:space="preserve">Eisenberg, </w:t>
       </w:r>
-      <w:hyperlink r:id="rId11" w:history="1">
+      <w:hyperlink r:id="rId10" w:history="1">
         <w:r>
           <w:rPr>
             <w:rStyle w:val="Hyperlink"/>
@@ -8793,8 +8772,8 @@
       </w:r>
     </w:p>
     <w:sectPr>
-      <w:headerReference w:type="default" r:id="rId12"/>
-      <w:footerReference w:type="default" r:id="rId13"/>
+      <w:headerReference w:type="default" r:id="rId11"/>
+      <w:footerReference w:type="default" r:id="rId12"/>
       <w:pgSz w:w="11901" w:h="16840"/>
       <w:pgMar w:top="1418" w:right="1418" w:bottom="1418" w:left="1418" w:header="709" w:footer="709" w:gutter="0"/>
       <w:cols w:space="720"/>
@@ -8805,7 +8784,7 @@
 </file>
 
 <file path=word/endnotes.xml><?xml version="1.0" encoding="utf-8"?>
-<w:endnotes xmlns:wpc="http://schemas.microsoft.com/office/word/2010/wordprocessingCanvas" xmlns:cx="http://schemas.microsoft.com/office/drawing/2014/chartex" xmlns:cx1="http://schemas.microsoft.com/office/drawing/2015/9/8/chartex" xmlns:cx2="http://schemas.microsoft.com/office/drawing/2015/10/21/chartex" xmlns:cx3="http://schemas.microsoft.com/office/drawing/2016/5/9/chartex" xmlns:cx4="http://schemas.microsoft.com/office/drawing/2016/5/10/chartex" xmlns:cx5="http://schemas.microsoft.com/office/drawing/2016/5/11/chartex" xmlns:cx6="http://schemas.microsoft.com/office/drawing/2016/5/12/chartex" xmlns:cx7="http://schemas.microsoft.com/office/drawing/2016/5/13/chartex" xmlns:cx8="http://schemas.microsoft.com/office/drawing/2016/5/14/chartex" xmlns:mc="http://schemas.openxmlformats.org/markup-compatibility/2006" xmlns:aink="http://schemas.microsoft.com/office/drawing/2016/ink" xmlns:am3d="http://schemas.microsoft.com/office/drawing/2017/model3d" xmlns:o="urn:schemas-microsoft-com:office:office" xmlns:oel="http://schemas.microsoft.com/office/2019/extlst" xmlns:r="http://schemas.openxmlformats.org/officeDocument/2006/relationships" xmlns:m="http://schemas.openxmlformats.org/officeDocument/2006/math" xmlns:v="urn:schemas-microsoft-com:vml" xmlns:wp14="http://schemas.microsoft.com/office/word/2010/wordprocessingDrawing" xmlns:wp="http://schemas.openxmlformats.org/drawingml/2006/wordprocessingDrawing" xmlns:w10="urn:schemas-microsoft-com:office:word" xmlns:w="http://schemas.openxmlformats.org/wordprocessingml/2006/main" xmlns:w14="http://schemas.microsoft.com/office/word/2010/wordml" xmlns:w15="http://schemas.microsoft.com/office/word/2012/wordml" xmlns:w16cex="http://schemas.microsoft.com/office/word/2018/wordml/cex" xmlns:w16cid="http://schemas.microsoft.com/office/word/2016/wordml/cid" xmlns:w16="http://schemas.microsoft.com/office/word/2018/wordml" xmlns:w16du="http://schemas.microsoft.com/office/word/2023/wordml/word16du" xmlns:w16sdtdh="http://schemas.microsoft.com/office/word/2020/wordml/sdtdatahash" xmlns:w16sdtfl="http://schemas.microsoft.com/office/word/2024/wordml/sdtformatlock" xmlns:w16se="http://schemas.microsoft.com/office/word/2015/wordml/symex" xmlns:wpg="http://schemas.microsoft.com/office/word/2010/wordprocessingGroup" xmlns:wpi="http://schemas.microsoft.com/office/word/2010/wordprocessingInk" xmlns:wne="http://schemas.microsoft.com/office/word/2006/wordml" xmlns:wps="http://schemas.microsoft.com/office/word/2010/wordprocessingShape" mc:Ignorable="w14 w15 w16se w16cid w16 w16cex w16sdtdh w16sdtfl w16du wp14">
+<w:endnotes xmlns:wpc="http://schemas.microsoft.com/office/word/2010/wordprocessingCanvas" xmlns:cx="http://schemas.microsoft.com/office/drawing/2014/chartex" xmlns:cx1="http://schemas.microsoft.com/office/drawing/2015/9/8/chartex" xmlns:cx2="http://schemas.microsoft.com/office/drawing/2015/10/21/chartex" xmlns:cx3="http://schemas.microsoft.com/office/drawing/2016/5/9/chartex" xmlns:cx4="http://schemas.microsoft.com/office/drawing/2016/5/10/chartex" xmlns:cx5="http://schemas.microsoft.com/office/drawing/2016/5/11/chartex" xmlns:cx6="http://schemas.microsoft.com/office/drawing/2016/5/12/chartex" xmlns:cx7="http://schemas.microsoft.com/office/drawing/2016/5/13/chartex" xmlns:cx8="http://schemas.microsoft.com/office/drawing/2016/5/14/chartex" xmlns:mc="http://schemas.openxmlformats.org/markup-compatibility/2006" xmlns:m="http://schemas.openxmlformats.org/officeDocument/2006/math" xmlns:aink="http://schemas.microsoft.com/office/drawing/2016/ink" xmlns:am3d="http://schemas.microsoft.com/office/drawing/2017/model3d" xmlns:oel="http://schemas.microsoft.com/office/2019/extlst" xmlns:r="http://schemas.openxmlformats.org/officeDocument/2006/relationships" xmlns:wp14="http://schemas.microsoft.com/office/word/2010/wordprocessingDrawing" xmlns:wp="http://schemas.openxmlformats.org/drawingml/2006/wordprocessingDrawing" xmlns:wpg="http://schemas.microsoft.com/office/word/2010/wordprocessingGroup" xmlns:wpi="http://schemas.microsoft.com/office/word/2010/wordprocessingInk" xmlns:wps="http://schemas.microsoft.com/office/word/2010/wordprocessingShape" xmlns:o="urn:schemas-microsoft-com:office:office" xmlns:v="urn:schemas-microsoft-com:vml" xmlns:w10="urn:schemas-microsoft-com:office:word" xmlns:w="http://schemas.openxmlformats.org/wordprocessingml/2006/main" xmlns:w14="http://schemas.microsoft.com/office/word/2010/wordml" xmlns:w15="http://schemas.microsoft.com/office/word/2012/wordml" xmlns:w16cei="http://schemas.microsoft.com/office/word/2026/wordml/cei" xmlns:w16cex="http://schemas.microsoft.com/office/word/2018/wordml/cex" xmlns:w16cid="http://schemas.microsoft.com/office/word/2016/wordml/cid" xmlns:w16="http://schemas.microsoft.com/office/word/2018/wordml" xmlns:w16sdtdh="http://schemas.microsoft.com/office/word/2020/wordml/sdtdatahash" xmlns:w16sdtfl="http://schemas.microsoft.com/office/word/2024/wordml/sdtformatlock" xmlns:w16se="http://schemas.microsoft.com/office/word/2015/wordml/symex" xmlns:w16du="http://schemas.microsoft.com/office/word/2023/wordml/word16du" xmlns:wne="http://schemas.microsoft.com/office/word/2006/wordml" mc:Ignorable="w14 w15 w16se w16cid w16 w16cex w16sdtdh w16sdtfl w16du wp14">
   <w:endnote w:type="separator" w:id="-1">
     <w:p>
       <w:pPr>
@@ -8830,7 +8809,7 @@
 </file>
 
 <file path=word/footer1.xml><?xml version="1.0" encoding="utf-8"?>
-<w:ftr xmlns:wpc="http://schemas.microsoft.com/office/word/2010/wordprocessingCanvas" xmlns:cx="http://schemas.microsoft.com/office/drawing/2014/chartex" xmlns:cx1="http://schemas.microsoft.com/office/drawing/2015/9/8/chartex" xmlns:cx2="http://schemas.microsoft.com/office/drawing/2015/10/21/chartex" xmlns:cx3="http://schemas.microsoft.com/office/drawing/2016/5/9/chartex" xmlns:cx4="http://schemas.microsoft.com/office/drawing/2016/5/10/chartex" xmlns:cx5="http://schemas.microsoft.com/office/drawing/2016/5/11/chartex" xmlns:cx6="http://schemas.microsoft.com/office/drawing/2016/5/12/chartex" xmlns:cx7="http://schemas.microsoft.com/office/drawing/2016/5/13/chartex" xmlns:cx8="http://schemas.microsoft.com/office/drawing/2016/5/14/chartex" xmlns:mc="http://schemas.openxmlformats.org/markup-compatibility/2006" xmlns:aink="http://schemas.microsoft.com/office/drawing/2016/ink" xmlns:am3d="http://schemas.microsoft.com/office/drawing/2017/model3d" xmlns:o="urn:schemas-microsoft-com:office:office" xmlns:oel="http://schemas.microsoft.com/office/2019/extlst" xmlns:r="http://schemas.openxmlformats.org/officeDocument/2006/relationships" xmlns:m="http://schemas.openxmlformats.org/officeDocument/2006/math" xmlns:v="urn:schemas-microsoft-com:vml" xmlns:wp14="http://schemas.microsoft.com/office/word/2010/wordprocessingDrawing" xmlns:wp="http://schemas.openxmlformats.org/drawingml/2006/wordprocessingDrawing" xmlns:w10="urn:schemas-microsoft-com:office:word" xmlns:w="http://schemas.openxmlformats.org/wordprocessingml/2006/main" xmlns:w14="http://schemas.microsoft.com/office/word/2010/wordml" xmlns:w15="http://schemas.microsoft.com/office/word/2012/wordml" xmlns:w16cex="http://schemas.microsoft.com/office/word/2018/wordml/cex" xmlns:w16cid="http://schemas.microsoft.com/office/word/2016/wordml/cid" xmlns:w16="http://schemas.microsoft.com/office/word/2018/wordml" xmlns:w16du="http://schemas.microsoft.com/office/word/2023/wordml/word16du" xmlns:w16sdtdh="http://schemas.microsoft.com/office/word/2020/wordml/sdtdatahash" xmlns:w16sdtfl="http://schemas.microsoft.com/office/word/2024/wordml/sdtformatlock" xmlns:w16se="http://schemas.microsoft.com/office/word/2015/wordml/symex" xmlns:wpg="http://schemas.microsoft.com/office/word/2010/wordprocessingGroup" xmlns:wpi="http://schemas.microsoft.com/office/word/2010/wordprocessingInk" xmlns:wne="http://schemas.microsoft.com/office/word/2006/wordml" xmlns:wps="http://schemas.microsoft.com/office/word/2010/wordprocessingShape" mc:Ignorable="w14 w15 w16se w16cid w16 w16cex w16sdtdh w16sdtfl w16du wp14">
+<w:ftr xmlns:wpc="http://schemas.microsoft.com/office/word/2010/wordprocessingCanvas" xmlns:cx="http://schemas.microsoft.com/office/drawing/2014/chartex" xmlns:cx1="http://schemas.microsoft.com/office/drawing/2015/9/8/chartex" xmlns:cx2="http://schemas.microsoft.com/office/drawing/2015/10/21/chartex" xmlns:cx3="http://schemas.microsoft.com/office/drawing/2016/5/9/chartex" xmlns:cx4="http://schemas.microsoft.com/office/drawing/2016/5/10/chartex" xmlns:cx5="http://schemas.microsoft.com/office/drawing/2016/5/11/chartex" xmlns:cx6="http://schemas.microsoft.com/office/drawing/2016/5/12/chartex" xmlns:cx7="http://schemas.microsoft.com/office/drawing/2016/5/13/chartex" xmlns:cx8="http://schemas.microsoft.com/office/drawing/2016/5/14/chartex" xmlns:mc="http://schemas.openxmlformats.org/markup-compatibility/2006" xmlns:m="http://schemas.openxmlformats.org/officeDocument/2006/math" xmlns:aink="http://schemas.microsoft.com/office/drawing/2016/ink" xmlns:am3d="http://schemas.microsoft.com/office/drawing/2017/model3d" xmlns:oel="http://schemas.microsoft.com/office/2019/extlst" xmlns:r="http://schemas.openxmlformats.org/officeDocument/2006/relationships" xmlns:wp14="http://schemas.microsoft.com/office/word/2010/wordprocessingDrawing" xmlns:wp="http://schemas.openxmlformats.org/drawingml/2006/wordprocessingDrawing" xmlns:wpg="http://schemas.microsoft.com/office/word/2010/wordprocessingGroup" xmlns:wpi="http://schemas.microsoft.com/office/word/2010/wordprocessingInk" xmlns:wps="http://schemas.microsoft.com/office/word/2010/wordprocessingShape" xmlns:o="urn:schemas-microsoft-com:office:office" xmlns:v="urn:schemas-microsoft-com:vml" xmlns:w10="urn:schemas-microsoft-com:office:word" xmlns:w="http://schemas.openxmlformats.org/wordprocessingml/2006/main" xmlns:w14="http://schemas.microsoft.com/office/word/2010/wordml" xmlns:w15="http://schemas.microsoft.com/office/word/2012/wordml" xmlns:w16cei="http://schemas.microsoft.com/office/word/2026/wordml/cei" xmlns:w16cex="http://schemas.microsoft.com/office/word/2018/wordml/cex" xmlns:w16cid="http://schemas.microsoft.com/office/word/2016/wordml/cid" xmlns:w16="http://schemas.microsoft.com/office/word/2018/wordml" xmlns:w16sdtdh="http://schemas.microsoft.com/office/word/2020/wordml/sdtdatahash" xmlns:w16sdtfl="http://schemas.microsoft.com/office/word/2024/wordml/sdtformatlock" xmlns:w16se="http://schemas.microsoft.com/office/word/2015/wordml/symex" xmlns:w16du="http://schemas.microsoft.com/office/word/2023/wordml/word16du" xmlns:wne="http://schemas.microsoft.com/office/word/2006/wordml" mc:Ignorable="w14 w15 w16se w16cid w16 w16cex w16sdtdh w16sdtfl w16du wp14">
   <w:p>
     <w:pPr>
       <w:pStyle w:val="Voettekst"/>
@@ -8886,7 +8865,7 @@
 </file>
 
 <file path=word/footnotes.xml><?xml version="1.0" encoding="utf-8"?>
-<w:footnotes xmlns:wpc="http://schemas.microsoft.com/office/word/2010/wordprocessingCanvas" xmlns:cx="http://schemas.microsoft.com/office/drawing/2014/chartex" xmlns:cx1="http://schemas.microsoft.com/office/drawing/2015/9/8/chartex" xmlns:cx2="http://schemas.microsoft.com/office/drawing/2015/10/21/chartex" xmlns:cx3="http://schemas.microsoft.com/office/drawing/2016/5/9/chartex" xmlns:cx4="http://schemas.microsoft.com/office/drawing/2016/5/10/chartex" xmlns:cx5="http://schemas.microsoft.com/office/drawing/2016/5/11/chartex" xmlns:cx6="http://schemas.microsoft.com/office/drawing/2016/5/12/chartex" xmlns:cx7="http://schemas.microsoft.com/office/drawing/2016/5/13/chartex" xmlns:cx8="http://schemas.microsoft.com/office/drawing/2016/5/14/chartex" xmlns:mc="http://schemas.openxmlformats.org/markup-compatibility/2006" xmlns:aink="http://schemas.microsoft.com/office/drawing/2016/ink" xmlns:am3d="http://schemas.microsoft.com/office/drawing/2017/model3d" xmlns:o="urn:schemas-microsoft-com:office:office" xmlns:oel="http://schemas.microsoft.com/office/2019/extlst" xmlns:r="http://schemas.openxmlformats.org/officeDocument/2006/relationships" xmlns:m="http://schemas.openxmlformats.org/officeDocument/2006/math" xmlns:v="urn:schemas-microsoft-com:vml" xmlns:wp14="http://schemas.microsoft.com/office/word/2010/wordprocessingDrawing" xmlns:wp="http://schemas.openxmlformats.org/drawingml/2006/wordprocessingDrawing" xmlns:w10="urn:schemas-microsoft-com:office:word" xmlns:w="http://schemas.openxmlformats.org/wordprocessingml/2006/main" xmlns:w14="http://schemas.microsoft.com/office/word/2010/wordml" xmlns:w15="http://schemas.microsoft.com/office/word/2012/wordml" xmlns:w16cex="http://schemas.microsoft.com/office/word/2018/wordml/cex" xmlns:w16cid="http://schemas.microsoft.com/office/word/2016/wordml/cid" xmlns:w16="http://schemas.microsoft.com/office/word/2018/wordml" xmlns:w16du="http://schemas.microsoft.com/office/word/2023/wordml/word16du" xmlns:w16sdtdh="http://schemas.microsoft.com/office/word/2020/wordml/sdtdatahash" xmlns:w16sdtfl="http://schemas.microsoft.com/office/word/2024/wordml/sdtformatlock" xmlns:w16se="http://schemas.microsoft.com/office/word/2015/wordml/symex" xmlns:wpg="http://schemas.microsoft.com/office/word/2010/wordprocessingGroup" xmlns:wpi="http://schemas.microsoft.com/office/word/2010/wordprocessingInk" xmlns:wne="http://schemas.microsoft.com/office/word/2006/wordml" xmlns:wps="http://schemas.microsoft.com/office/word/2010/wordprocessingShape" mc:Ignorable="w14 w15 w16se w16cid w16 w16cex w16sdtdh w16sdtfl w16du wp14">
+<w:footnotes xmlns:wpc="http://schemas.microsoft.com/office/word/2010/wordprocessingCanvas" xmlns:cx="http://schemas.microsoft.com/office/drawing/2014/chartex" xmlns:cx1="http://schemas.microsoft.com/office/drawing/2015/9/8/chartex" xmlns:cx2="http://schemas.microsoft.com/office/drawing/2015/10/21/chartex" xmlns:cx3="http://schemas.microsoft.com/office/drawing/2016/5/9/chartex" xmlns:cx4="http://schemas.microsoft.com/office/drawing/2016/5/10/chartex" xmlns:cx5="http://schemas.microsoft.com/office/drawing/2016/5/11/chartex" xmlns:cx6="http://schemas.microsoft.com/office/drawing/2016/5/12/chartex" xmlns:cx7="http://schemas.microsoft.com/office/drawing/2016/5/13/chartex" xmlns:cx8="http://schemas.microsoft.com/office/drawing/2016/5/14/chartex" xmlns:mc="http://schemas.openxmlformats.org/markup-compatibility/2006" xmlns:m="http://schemas.openxmlformats.org/officeDocument/2006/math" xmlns:aink="http://schemas.microsoft.com/office/drawing/2016/ink" xmlns:am3d="http://schemas.microsoft.com/office/drawing/2017/model3d" xmlns:oel="http://schemas.microsoft.com/office/2019/extlst" xmlns:r="http://schemas.openxmlformats.org/officeDocument/2006/relationships" xmlns:wp14="http://schemas.microsoft.com/office/word/2010/wordprocessingDrawing" xmlns:wp="http://schemas.openxmlformats.org/drawingml/2006/wordprocessingDrawing" xmlns:wpg="http://schemas.microsoft.com/office/word/2010/wordprocessingGroup" xmlns:wpi="http://schemas.microsoft.com/office/word/2010/wordprocessingInk" xmlns:wps="http://schemas.microsoft.com/office/word/2010/wordprocessingShape" xmlns:o="urn:schemas-microsoft-com:office:office" xmlns:v="urn:schemas-microsoft-com:vml" xmlns:w10="urn:schemas-microsoft-com:office:word" xmlns:w="http://schemas.openxmlformats.org/wordprocessingml/2006/main" xmlns:w14="http://schemas.microsoft.com/office/word/2010/wordml" xmlns:w15="http://schemas.microsoft.com/office/word/2012/wordml" xmlns:w16cei="http://schemas.microsoft.com/office/word/2026/wordml/cei" xmlns:w16cex="http://schemas.microsoft.com/office/word/2018/wordml/cex" xmlns:w16cid="http://schemas.microsoft.com/office/word/2016/wordml/cid" xmlns:w16="http://schemas.microsoft.com/office/word/2018/wordml" xmlns:w16sdtdh="http://schemas.microsoft.com/office/word/2020/wordml/sdtdatahash" xmlns:w16sdtfl="http://schemas.microsoft.com/office/word/2024/wordml/sdtformatlock" xmlns:w16se="http://schemas.microsoft.com/office/word/2015/wordml/symex" xmlns:w16du="http://schemas.microsoft.com/office/word/2023/wordml/word16du" xmlns:wne="http://schemas.microsoft.com/office/word/2006/wordml" mc:Ignorable="w14 w15 w16se w16cid w16 w16cex w16sdtdh w16sdtfl w16du wp14">
   <w:footnote w:type="separator" w:id="-1">
     <w:p>
       <w:pPr>
@@ -8911,7 +8890,7 @@
 </file>
 
 <file path=word/header1.xml><?xml version="1.0" encoding="utf-8"?>
-<w:hdr xmlns:wpc="http://schemas.microsoft.com/office/word/2010/wordprocessingCanvas" xmlns:cx="http://schemas.microsoft.com/office/drawing/2014/chartex" xmlns:cx1="http://schemas.microsoft.com/office/drawing/2015/9/8/chartex" xmlns:cx2="http://schemas.microsoft.com/office/drawing/2015/10/21/chartex" xmlns:cx3="http://schemas.microsoft.com/office/drawing/2016/5/9/chartex" xmlns:cx4="http://schemas.microsoft.com/office/drawing/2016/5/10/chartex" xmlns:cx5="http://schemas.microsoft.com/office/drawing/2016/5/11/chartex" xmlns:cx6="http://schemas.microsoft.com/office/drawing/2016/5/12/chartex" xmlns:cx7="http://schemas.microsoft.com/office/drawing/2016/5/13/chartex" xmlns:cx8="http://schemas.microsoft.com/office/drawing/2016/5/14/chartex" xmlns:mc="http://schemas.openxmlformats.org/markup-compatibility/2006" xmlns:aink="http://schemas.microsoft.com/office/drawing/2016/ink" xmlns:am3d="http://schemas.microsoft.com/office/drawing/2017/model3d" xmlns:o="urn:schemas-microsoft-com:office:office" xmlns:oel="http://schemas.microsoft.com/office/2019/extlst" xmlns:r="http://schemas.openxmlformats.org/officeDocument/2006/relationships" xmlns:m="http://schemas.openxmlformats.org/officeDocument/2006/math" xmlns:v="urn:schemas-microsoft-com:vml" xmlns:wp14="http://schemas.microsoft.com/office/word/2010/wordprocessingDrawing" xmlns:wp="http://schemas.openxmlformats.org/drawingml/2006/wordprocessingDrawing" xmlns:w10="urn:schemas-microsoft-com:office:word" xmlns:w="http://schemas.openxmlformats.org/wordprocessingml/2006/main" xmlns:w14="http://schemas.microsoft.com/office/word/2010/wordml" xmlns:w15="http://schemas.microsoft.com/office/word/2012/wordml" xmlns:w16cex="http://schemas.microsoft.com/office/word/2018/wordml/cex" xmlns:w16cid="http://schemas.microsoft.com/office/word/2016/wordml/cid" xmlns:w16="http://schemas.microsoft.com/office/word/2018/wordml" xmlns:w16du="http://schemas.microsoft.com/office/word/2023/wordml/word16du" xmlns:w16sdtdh="http://schemas.microsoft.com/office/word/2020/wordml/sdtdatahash" xmlns:w16sdtfl="http://schemas.microsoft.com/office/word/2024/wordml/sdtformatlock" xmlns:w16se="http://schemas.microsoft.com/office/word/2015/wordml/symex" xmlns:wpg="http://schemas.microsoft.com/office/word/2010/wordprocessingGroup" xmlns:wpi="http://schemas.microsoft.com/office/word/2010/wordprocessingInk" xmlns:wne="http://schemas.microsoft.com/office/word/2006/wordml" xmlns:wps="http://schemas.microsoft.com/office/word/2010/wordprocessingShape" mc:Ignorable="w14 w15 w16se w16cid w16 w16cex w16sdtdh w16sdtfl w16du wp14">
+<w:hdr xmlns:wpc="http://schemas.microsoft.com/office/word/2010/wordprocessingCanvas" xmlns:cx="http://schemas.microsoft.com/office/drawing/2014/chartex" xmlns:cx1="http://schemas.microsoft.com/office/drawing/2015/9/8/chartex" xmlns:cx2="http://schemas.microsoft.com/office/drawing/2015/10/21/chartex" xmlns:cx3="http://schemas.microsoft.com/office/drawing/2016/5/9/chartex" xmlns:cx4="http://schemas.microsoft.com/office/drawing/2016/5/10/chartex" xmlns:cx5="http://schemas.microsoft.com/office/drawing/2016/5/11/chartex" xmlns:cx6="http://schemas.microsoft.com/office/drawing/2016/5/12/chartex" xmlns:cx7="http://schemas.microsoft.com/office/drawing/2016/5/13/chartex" xmlns:cx8="http://schemas.microsoft.com/office/drawing/2016/5/14/chartex" xmlns:mc="http://schemas.openxmlformats.org/markup-compatibility/2006" xmlns:m="http://schemas.openxmlformats.org/officeDocument/2006/math" xmlns:aink="http://schemas.microsoft.com/office/drawing/2016/ink" xmlns:am3d="http://schemas.microsoft.com/office/drawing/2017/model3d" xmlns:oel="http://schemas.microsoft.com/office/2019/extlst" xmlns:r="http://schemas.openxmlformats.org/officeDocument/2006/relationships" xmlns:wp14="http://schemas.microsoft.com/office/word/2010/wordprocessingDrawing" xmlns:wp="http://schemas.openxmlformats.org/drawingml/2006/wordprocessingDrawing" xmlns:wpg="http://schemas.microsoft.com/office/word/2010/wordprocessingGroup" xmlns:wpi="http://schemas.microsoft.com/office/word/2010/wordprocessingInk" xmlns:wps="http://schemas.microsoft.com/office/word/2010/wordprocessingShape" xmlns:o="urn:schemas-microsoft-com:office:office" xmlns:v="urn:schemas-microsoft-com:vml" xmlns:w10="urn:schemas-microsoft-com:office:word" xmlns:w="http://schemas.openxmlformats.org/wordprocessingml/2006/main" xmlns:w14="http://schemas.microsoft.com/office/word/2010/wordml" xmlns:w15="http://schemas.microsoft.com/office/word/2012/wordml" xmlns:w16cei="http://schemas.microsoft.com/office/word/2026/wordml/cei" xmlns:w16cex="http://schemas.microsoft.com/office/word/2018/wordml/cex" xmlns:w16cid="http://schemas.microsoft.com/office/word/2016/wordml/cid" xmlns:w16="http://schemas.microsoft.com/office/word/2018/wordml" xmlns:w16sdtdh="http://schemas.microsoft.com/office/word/2020/wordml/sdtdatahash" xmlns:w16sdtfl="http://schemas.microsoft.com/office/word/2024/wordml/sdtformatlock" xmlns:w16se="http://schemas.microsoft.com/office/word/2015/wordml/symex" xmlns:w16du="http://schemas.microsoft.com/office/word/2023/wordml/word16du" xmlns:wne="http://schemas.microsoft.com/office/word/2006/wordml" mc:Ignorable="w14 w15 w16se w16cid w16 w16cex w16sdtdh w16sdtfl w16du wp14">
   <w:sdt>
     <w:sdtPr>
       <w:id w:val="1734817761"/>
@@ -8974,7 +8953,7 @@
 </file>
 
 <file path=word/styles.xml><?xml version="1.0" encoding="utf-8"?>
-<w:styles xmlns:mc="http://schemas.openxmlformats.org/markup-compatibility/2006" xmlns:r="http://schemas.openxmlformats.org/officeDocument/2006/relationships" xmlns:w="http://schemas.openxmlformats.org/wordprocessingml/2006/main" xmlns:w14="http://schemas.microsoft.com/office/word/2010/wordml" xmlns:w15="http://schemas.microsoft.com/office/word/2012/wordml" xmlns:w16cex="http://schemas.microsoft.com/office/word/2018/wordml/cex" xmlns:w16cid="http://schemas.microsoft.com/office/word/2016/wordml/cid" xmlns:w16="http://schemas.microsoft.com/office/word/2018/wordml" xmlns:w16du="http://schemas.microsoft.com/office/word/2023/wordml/word16du" xmlns:w16sdtdh="http://schemas.microsoft.com/office/word/2020/wordml/sdtdatahash" xmlns:w16sdtfl="http://schemas.microsoft.com/office/word/2024/wordml/sdtformatlock" xmlns:w16se="http://schemas.microsoft.com/office/word/2015/wordml/symex" mc:Ignorable="w14 w15 w16se w16cid w16 w16cex w16sdtdh w16sdtfl w16du">
+<w:styles xmlns:mc="http://schemas.openxmlformats.org/markup-compatibility/2006" xmlns:r="http://schemas.openxmlformats.org/officeDocument/2006/relationships" xmlns:w="http://schemas.openxmlformats.org/wordprocessingml/2006/main" xmlns:w14="http://schemas.microsoft.com/office/word/2010/wordml" xmlns:w15="http://schemas.microsoft.com/office/word/2012/wordml" xmlns:w16cex="http://schemas.microsoft.com/office/word/2018/wordml/cex" xmlns:w16cid="http://schemas.microsoft.com/office/word/2016/wordml/cid" xmlns:w16="http://schemas.microsoft.com/office/word/2018/wordml" xmlns:w16sdtdh="http://schemas.microsoft.com/office/word/2020/wordml/sdtdatahash" xmlns:w16sdtfl="http://schemas.microsoft.com/office/word/2024/wordml/sdtformatlock" xmlns:w16se="http://schemas.microsoft.com/office/word/2015/wordml/symex" xmlns:w16du="http://schemas.microsoft.com/office/word/2023/wordml/word16du" mc:Ignorable="w14 w15 w16se w16cid w16 w16cex w16sdtdh w16sdtfl w16du">
   <w:docDefaults>
     <w:rPrDefault>
       <w:rPr>

--- a/src/content/bios/Stoltenberg-Th 2014.docx
+++ b/src/content/bios/Stoltenberg-Th 2014.docx
@@ -383,15 +383,14 @@
         <w:rPr>
           <w:rFonts w:ascii="Times New Roman" w:hAnsi="Times New Roman" w:cs="Times New Roman"/>
           <w:b/>
-          <w:noProof/>
           <w:sz w:val="24"/>
           <w:szCs w:val="24"/>
         </w:rPr>
         <w:drawing>
-          <wp:inline distT="0" distB="0" distL="0" distR="0" wp14:anchorId="1EE8A320" wp14:editId="28D7F5AE">
-            <wp:extent cx="2246849" cy="2049057"/>
-            <wp:effectExtent l="0" t="0" r="1270" b="0"/>
-            <wp:docPr id="574911683" name="Afbeelding 1"/>
+          <wp:inline distT="0" distB="0" distL="0" distR="0" wp14:anchorId="6BA2E567" wp14:editId="16B94B50">
+            <wp:extent cx="2736170" cy="1809750"/>
+            <wp:effectExtent l="0" t="0" r="0" b="0"/>
+            <wp:docPr id="128220375" name="Afbeelding 1"/>
             <wp:cNvGraphicFramePr>
               <a:graphicFrameLocks xmlns:a="http://schemas.openxmlformats.org/drawingml/2006/main" noChangeAspect="1"/>
             </wp:cNvGraphicFramePr>
@@ -399,17 +398,11 @@
               <a:graphicData uri="http://schemas.openxmlformats.org/drawingml/2006/picture">
                 <pic:pic xmlns:pic="http://schemas.openxmlformats.org/drawingml/2006/picture">
                   <pic:nvPicPr>
-                    <pic:cNvPr id="574911683" name="Afbeelding 574911683"/>
+                    <pic:cNvPr id="128220375" name=""/>
                     <pic:cNvPicPr/>
                   </pic:nvPicPr>
                   <pic:blipFill>
-                    <a:blip r:embed="rId6">
-                      <a:extLst>
-                        <a:ext uri="{28A0092B-C50C-407E-A947-70E740481C1C}">
-                          <a14:useLocalDpi xmlns:a14="http://schemas.microsoft.com/office/drawing/2010/main" val="0"/>
-                        </a:ext>
-                      </a:extLst>
-                    </a:blip>
+                    <a:blip r:embed="rId6"/>
                     <a:stretch>
                       <a:fillRect/>
                     </a:stretch>
@@ -417,7 +410,7 @@
                   <pic:spPr>
                     <a:xfrm>
                       <a:off x="0" y="0"/>
-                      <a:ext cx="2267158" cy="2067578"/>
+                      <a:ext cx="2769174" cy="1831579"/>
                     </a:xfrm>
                     <a:prstGeom prst="rect">
                       <a:avLst/>
@@ -465,7 +458,7 @@
           <w:szCs w:val="24"/>
           <w:lang w:val="en-GB"/>
         </w:rPr>
-        <w:t>Stoltenberg, April 2007, Wikimedia Commons, photographer Harry Wa</w:t>
+        <w:t xml:space="preserve">Stoltenberg, </w:t>
       </w:r>
       <w:r>
         <w:rPr>
@@ -474,7 +467,7 @@
           <w:szCs w:val="24"/>
           <w:lang w:val="en-GB"/>
         </w:rPr>
-        <w:t>d</w:t>
+        <w:t>1990, UNHCR</w:t>
       </w:r>
     </w:p>
     <w:p>
@@ -1794,7 +1787,47 @@
           <w:sz w:val="24"/>
           <w:szCs w:val="24"/>
         </w:rPr>
-        <w:t xml:space="preserve">In September 1982 the fourth meeting took </w:t>
+        <w:t xml:space="preserve">In September 1982 the fourth meeting took place in Brussels, where </w:t>
+      </w:r>
+      <w:r>
+        <w:rPr>
+          <w:rFonts w:ascii="Times New Roman" w:hAnsi="Times New Roman" w:cs="Times New Roman"/>
+          <w:sz w:val="24"/>
+          <w:szCs w:val="24"/>
+        </w:rPr>
+        <w:t xml:space="preserve">Stoltenberg and </w:t>
+      </w:r>
+      <w:r>
+        <w:rPr>
+          <w:rFonts w:ascii="Times New Roman" w:hAnsi="Times New Roman" w:cs="Times New Roman"/>
+          <w:sz w:val="24"/>
+          <w:szCs w:val="24"/>
+        </w:rPr>
+        <w:t xml:space="preserve">Dutch </w:t>
+      </w:r>
+      <w:r>
+        <w:rPr>
+          <w:rFonts w:ascii="Times New Roman" w:hAnsi="Times New Roman" w:cs="Times New Roman"/>
+          <w:sz w:val="24"/>
+          <w:szCs w:val="24"/>
+        </w:rPr>
+        <w:t xml:space="preserve">Christian-Democrat </w:t>
+      </w:r>
+      <w:r>
+        <w:rPr>
+          <w:rFonts w:ascii="Times New Roman" w:hAnsi="Times New Roman" w:cs="Times New Roman"/>
+          <w:sz w:val="24"/>
+          <w:szCs w:val="24"/>
+        </w:rPr>
+        <w:t xml:space="preserve">politician </w:t>
+      </w:r>
+      <w:r>
+        <w:rPr>
+          <w:rFonts w:ascii="Times New Roman" w:hAnsi="Times New Roman" w:cs="Times New Roman"/>
+          <w:sz w:val="24"/>
+          <w:szCs w:val="24"/>
+        </w:rPr>
+        <w:t xml:space="preserve">Ruud Lubbers </w:t>
       </w:r>
       <w:r>
         <w:rPr>
@@ -1803,47 +1836,7 @@
           <w:szCs w:val="24"/>
         </w:rPr>
         <w:lastRenderedPageBreak/>
-        <w:t xml:space="preserve">place in Brussels, where </w:t>
-      </w:r>
-      <w:r>
-        <w:rPr>
-          <w:rFonts w:ascii="Times New Roman" w:hAnsi="Times New Roman" w:cs="Times New Roman"/>
-          <w:sz w:val="24"/>
-          <w:szCs w:val="24"/>
-        </w:rPr>
-        <w:t xml:space="preserve">Stoltenberg and </w:t>
-      </w:r>
-      <w:r>
-        <w:rPr>
-          <w:rFonts w:ascii="Times New Roman" w:hAnsi="Times New Roman" w:cs="Times New Roman"/>
-          <w:sz w:val="24"/>
-          <w:szCs w:val="24"/>
-        </w:rPr>
-        <w:t xml:space="preserve">Dutch </w:t>
-      </w:r>
-      <w:r>
-        <w:rPr>
-          <w:rFonts w:ascii="Times New Roman" w:hAnsi="Times New Roman" w:cs="Times New Roman"/>
-          <w:sz w:val="24"/>
-          <w:szCs w:val="24"/>
-        </w:rPr>
-        <w:t xml:space="preserve">Christian-Democrat </w:t>
-      </w:r>
-      <w:r>
-        <w:rPr>
-          <w:rFonts w:ascii="Times New Roman" w:hAnsi="Times New Roman" w:cs="Times New Roman"/>
-          <w:sz w:val="24"/>
-          <w:szCs w:val="24"/>
-        </w:rPr>
-        <w:t xml:space="preserve">politician </w:t>
-      </w:r>
-      <w:r>
-        <w:rPr>
-          <w:rFonts w:ascii="Times New Roman" w:hAnsi="Times New Roman" w:cs="Times New Roman"/>
-          <w:sz w:val="24"/>
-          <w:szCs w:val="24"/>
-        </w:rPr>
-        <w:t xml:space="preserve">Ruud Lubbers participated </w:t>
+        <w:t xml:space="preserve">participated </w:t>
       </w:r>
       <w:r>
         <w:rPr>
@@ -3562,7 +3555,23 @@
           <w:sz w:val="24"/>
           <w:szCs w:val="24"/>
         </w:rPr>
-        <w:t xml:space="preserve">He explained the </w:t>
+        <w:t>He explained the timing of his resignation by saying it was a</w:t>
+      </w:r>
+      <w:r>
+        <w:rPr>
+          <w:rFonts w:ascii="Times New Roman" w:hAnsi="Times New Roman" w:cs="Times New Roman"/>
+          <w:sz w:val="24"/>
+          <w:szCs w:val="24"/>
+        </w:rPr>
+        <w:t xml:space="preserve"> ‘critical moment for Norway’ (Head of UN</w:t>
+      </w:r>
+      <w:r>
+        <w:rPr>
+          <w:rFonts w:ascii="Times New Roman" w:hAnsi="Times New Roman" w:cs="Times New Roman"/>
+          <w:sz w:val="24"/>
+          <w:szCs w:val="24"/>
+        </w:rPr>
+        <w:t xml:space="preserve"> 1990, </w:t>
       </w:r>
       <w:r>
         <w:rPr>
@@ -3571,23 +3580,7 @@
           <w:szCs w:val="24"/>
         </w:rPr>
         <w:lastRenderedPageBreak/>
-        <w:t>timing of his resignation by saying it was a</w:t>
-      </w:r>
-      <w:r>
-        <w:rPr>
-          <w:rFonts w:ascii="Times New Roman" w:hAnsi="Times New Roman" w:cs="Times New Roman"/>
-          <w:sz w:val="24"/>
-          <w:szCs w:val="24"/>
-        </w:rPr>
-        <w:t xml:space="preserve"> ‘critical moment for Norway’ (Head of UN</w:t>
-      </w:r>
-      <w:r>
-        <w:rPr>
-          <w:rFonts w:ascii="Times New Roman" w:hAnsi="Times New Roman" w:cs="Times New Roman"/>
-          <w:sz w:val="24"/>
-          <w:szCs w:val="24"/>
-        </w:rPr>
-        <w:t xml:space="preserve"> 1990, N6). </w:t>
+        <w:t xml:space="preserve">N6). </w:t>
       </w:r>
       <w:r>
         <w:rPr>
